--- a/6. Documentation With Templates/LCP05_SCD/LCP05-AIRBAG-ECU-001_SCD_v100.docx
+++ b/6. Documentation With Templates/LCP05_SCD/LCP05-AIRBAG-ECU-001_SCD_v100.docx
@@ -554,7 +554,63 @@
                 <w:color w:val="000000"/>
                 <w:szCs w:val="18"/>
               </w:rPr>
-              <w:t>Systems Safety Engineering Team, HS Harz FuSa</w:t>
+              <w:t>Kruthika Sathyanarayana Gowda</w:t>
+            </w:r>
+            <w:r>
+              <w:rPr>
+                <w:color w:val="000000"/>
+                <w:szCs w:val="18"/>
+              </w:rPr>
+              <w:t xml:space="preserve">, </w:t>
+            </w:r>
+            <w:r>
+              <w:rPr>
+                <w:color w:val="000000"/>
+                <w:szCs w:val="18"/>
+              </w:rPr>
+              <w:t>Thirthashri Gowli Ganesh</w:t>
+            </w:r>
+            <w:r>
+              <w:rPr>
+                <w:color w:val="000000"/>
+                <w:szCs w:val="18"/>
+              </w:rPr>
+              <w:t xml:space="preserve">, </w:t>
+            </w:r>
+            <w:r>
+              <w:rPr>
+                <w:color w:val="000000"/>
+                <w:szCs w:val="18"/>
+              </w:rPr>
+              <w:br/>
+            </w:r>
+            <w:r>
+              <w:rPr>
+                <w:color w:val="000000"/>
+                <w:szCs w:val="18"/>
+              </w:rPr>
+              <w:t>Alita</w:t>
+            </w:r>
+            <w:r>
+              <w:rPr>
+                <w:color w:val="000000"/>
+                <w:szCs w:val="18"/>
+              </w:rPr>
+              <w:t xml:space="preserve"> Shrestha</w:t>
+            </w:r>
+            <w:r>
+              <w:rPr>
+                <w:color w:val="000000"/>
+                <w:szCs w:val="18"/>
+              </w:rPr>
+              <w:t xml:space="preserve">, </w:t>
+            </w:r>
+            <w:r>
+              <w:rPr>
+                <w:color w:val="000000"/>
+                <w:szCs w:val="18"/>
+              </w:rPr>
+              <w:t>Mobina Ketabi</w:t>
             </w:r>
           </w:p>
         </w:tc>
